--- a/var/templates_docx/E-155.docx
+++ b/var/templates_docx/E-155.docx
@@ -13,40 +13,31 @@
         <w:t xml:space="preserve"> </w:t>
       </w:r>
       <w:r>
-        <w:t xml:space="preserve">{# E-155 DOCUMENTO DE ALCANCE DEL SGSI · Ejecutable 8 Pasada 16 (F-14-05) #}</w:t>
-      </w:r>
-      <w:r>
-        <w:t xml:space="preserve"> </w:t>
-      </w:r>
-      <w:r>
-        <w:t xml:space="preserve">{# Estructura CCN-STIC 805/809. Los datos per-proyecto van por placeholders #}</w:t>
-      </w:r>
-      <w:r>
-        <w:t xml:space="preserve"> </w:t>
-      </w:r>
-      <w:r>
-        <w:t xml:space="preserve">{# Jinja2. El WORDING NORMATIVO marcado con</w:t>
-      </w:r>
-      <w:r>
-        <w:t xml:space="preserve"> </w:t>
-      </w:r>
-      <w:r>
-        <w:rPr>
-          <w:rStyle w:val="VerbatimChar"/>
-        </w:rPr>
-        <w:t xml:space="preserve">⚠ REVISIÓN CONSULTOR</w:t>
-      </w:r>
-      <w:r>
-        <w:t xml:space="preserve"> </w:t>
-      </w:r>
-      <w:r>
-        <w:t xml:space="preserve">es #}</w:t>
-      </w:r>
-      <w:r>
-        <w:t xml:space="preserve"> </w:t>
-      </w:r>
-      <w:r>
-        <w:t xml:space="preserve">{# genérico/borrador y DEBE validarlo Marcos antes de emitirlo a un cliente. #}</w:t>
+        <w:t xml:space="preserve">{# E-155 DOCUMENTO DE ALCANCE DEL SGSI · Estructura CCN-STIC 805/809. #}</w:t>
+      </w:r>
+      <w:r>
+        <w:t xml:space="preserve"> </w:t>
+      </w:r>
+      <w:r>
+        <w:t xml:space="preserve">{# Datos per-proyecto inyectados por build_e155_alcance_context (R05): #}</w:t>
+      </w:r>
+      <w:r>
+        <w:t xml:space="preserve"> </w:t>
+      </w:r>
+      <w:r>
+        <w:t xml:space="preserve">{# servicios (con tipo finalista/instrumental) + sistemas + sedes #}</w:t>
+      </w:r>
+      <w:r>
+        <w:t xml:space="preserve"> </w:t>
+      </w:r>
+      <w:r>
+        <w:t xml:space="preserve">{# (físicas/cloud) + exclusiones + dimensiones DICAT reales (regla del #}</w:t>
+      </w:r>
+      <w:r>
+        <w:t xml:space="preserve"> </w:t>
+      </w:r>
+      <w:r>
+        <w:t xml:space="preserve">{# máximo Anexo I). El gate E155ScopeEmptyError impide emitir sin alcance.#}</w:t>
       </w:r>
       <w:r>
         <w:t xml:space="preserve"> </w:t>
@@ -293,14 +284,6 @@
         </w:tc>
       </w:tr>
     </w:tbl>
-    <w:p>
-      <w:pPr>
-        <w:pStyle w:val="BodyText"/>
-      </w:pPr>
-      <w:r>
-        <w:t xml:space="preserve">{# ⚠ REVISIÓN CONSULTOR: confirmar identificación exacta del/los sistema(s) de información objeto del ENS (nombre formal, código interno, si aplica a un único sistema o a varios). #}</w:t>
-      </w:r>
-    </w:p>
     <w:bookmarkEnd w:id="20"/>
     <w:bookmarkStart w:id="21" w:name="X3fd44c2f0b03705c1b450c6c62808b4aec4d9cb"/>
     <w:p>
@@ -369,14 +352,6 @@
         <w:pStyle w:val="BodyText"/>
       </w:pPr>
       <w:r>
-        <w:t xml:space="preserve">{# ⚠ REVISIÓN CONSULTOR: wording de objeto/finalidad GENÉRICO. Ajustar al contexto real del cliente (servicio que presta a la AAPP, motivación de la adecuación, sistema concreto). #}</w:t>
-      </w:r>
-    </w:p>
-    <w:p>
-      <w:pPr>
-        <w:pStyle w:val="BodyText"/>
-      </w:pPr>
-      <w:r>
         <w:t xml:space="preserve">Su finalidad es delimitar de forma inequívoca qué sistemas, servicios, información, sedes y activos quedan</w:t>
       </w:r>
       <w:r>
@@ -436,6 +411,46 @@
         <w:pStyle w:val="FirstParagraph"/>
       </w:pPr>
       <w:r>
+        <w:t xml:space="preserve">Los servicios se clasifican en</w:t>
+      </w:r>
+      <w:r>
+        <w:t xml:space="preserve"> </w:t>
+      </w:r>
+      <w:r>
+        <w:rPr>
+          <w:bCs/>
+          <w:b/>
+        </w:rPr>
+        <w:t xml:space="preserve">finalistas</w:t>
+      </w:r>
+      <w:r>
+        <w:t xml:space="preserve"> </w:t>
+      </w:r>
+      <w:r>
+        <w:t xml:space="preserve">(los que constituyen el fin del sistema y se prestan a la Administración) e</w:t>
+      </w:r>
+      <w:r>
+        <w:t xml:space="preserve"> </w:t>
+      </w:r>
+      <w:r>
+        <w:rPr>
+          <w:bCs/>
+          <w:b/>
+        </w:rPr>
+        <w:t xml:space="preserve">instrumentales</w:t>
+      </w:r>
+      <w:r>
+        <w:t xml:space="preserve"> </w:t>
+      </w:r>
+      <w:r>
+        <w:t xml:space="preserve">(los que dan soporte a los anteriores), conforme a la guía CCN-STIC 803.</w:t>
+      </w:r>
+    </w:p>
+    <w:p>
+      <w:pPr>
+        <w:pStyle w:val="BodyText"/>
+      </w:pPr>
+      <w:r>
         <w:t xml:space="preserve">{% if alcance and alcance.servicios %}</w:t>
       </w:r>
       <w:r>
@@ -461,7 +476,20 @@
         <w:t xml:space="preserve">{{ s.nombre if s.nombre else s }}</w:t>
       </w:r>
       <w:r>
-        <w:t xml:space="preserve">{% if s.descripcion %} — {{ s.descripcion }}{% endif %}</w:t>
+        <w:t xml:space="preserve">{% if s.tipo %}</w:t>
+      </w:r>
+      <w:r>
+        <w:t xml:space="preserve"> </w:t>
+      </w:r>
+      <w:r>
+        <w:rPr>
+          <w:iCs/>
+          <w:i/>
+        </w:rPr>
+        <w:t xml:space="preserve">(servicio {{ s.tipo }})</w:t>
+      </w:r>
+      <w:r>
+        <w:t xml:space="preserve">{% endif %}{% if s.descripcion %} — {{ s.descripcion }}{% endif %}</w:t>
       </w:r>
       <w:r>
         <w:t xml:space="preserve"> </w:t>
@@ -491,12 +519,6 @@
         <w:t xml:space="preserve"> </w:t>
       </w:r>
       <w:r>
-        <w:t xml:space="preserve">{# ⚠ REVISIÓN CONSULTOR: listado de servicios PLACEHOLDER. Enumerar los servicios reales en alcance. #}</w:t>
-      </w:r>
-      <w:r>
-        <w:t xml:space="preserve"> </w:t>
-      </w:r>
-      <w:r>
         <w:t xml:space="preserve">{% endif %}</w:t>
       </w:r>
     </w:p>
@@ -533,7 +555,14 @@
         <w:pStyle w:val="Compact"/>
       </w:pPr>
       <w:r>
+        <w:rPr>
+          <w:bCs/>
+          <w:b/>
+        </w:rPr>
         <w:t xml:space="preserve">{{ sis.nombre if sis.nombre else sis }}</w:t>
+      </w:r>
+      <w:r>
+        <w:t xml:space="preserve">{% if sis.descripcion %} — {{ sis.descripcion }}{% endif %}</w:t>
       </w:r>
       <w:r>
         <w:t xml:space="preserve"> </w:t>
@@ -557,7 +586,7 @@
         <w:pStyle w:val="Compact"/>
       </w:pPr>
       <w:r>
-        <w:t xml:space="preserve">{# ⚠ REVISIÓN CONSULTOR: enumerar sistemas/plataformas (on-premise, cloud, SaaS) en alcance. #} Por determinar en el inventario de activos.</w:t>
+        <w:t xml:space="preserve">{{ sistema.nombre if sistema and sistema.nombre else 'Sistema de información del ámbito SGSI' }}</w:t>
       </w:r>
       <w:r>
         <w:t xml:space="preserve"> </w:t>
@@ -599,7 +628,27 @@
         <w:pStyle w:val="Compact"/>
       </w:pPr>
       <w:r>
-        <w:t xml:space="preserve">{{ sede.nombre if sede.nombre else sede }}{% if sede.direccion %} ({{ sede.direccion }}){% endif %}</w:t>
+        <w:rPr>
+          <w:bCs/>
+          <w:b/>
+        </w:rPr>
+        <w:t xml:space="preserve">{{ sede.nombre if sede.nombre else sede }}</w:t>
+      </w:r>
+      <w:r>
+        <w:t xml:space="preserve">{% if sede.tipo %} —</w:t>
+      </w:r>
+      <w:r>
+        <w:t xml:space="preserve"> </w:t>
+      </w:r>
+      <w:r>
+        <w:rPr>
+          <w:iCs/>
+          <w:i/>
+        </w:rPr>
+        <w:t xml:space="preserve">{{ 'sede física' if sede.tipo == 'sede_fisica' else ('región cloud' if sede.tipo == 'region_cloud' else sede.tipo) }}</w:t>
+      </w:r>
+      <w:r>
+        <w:t xml:space="preserve">{% endif %}{% if sede.direccion %} · {{ sede.direccion }}{% endif %}{% if sede.pais %} ({{ sede.pais }}){% endif %}</w:t>
       </w:r>
       <w:r>
         <w:t xml:space="preserve"> </w:t>
@@ -629,12 +678,6 @@
         <w:t xml:space="preserve"> </w:t>
       </w:r>
       <w:r>
-        <w:t xml:space="preserve">{# ⚠ REVISIÓN CONSULTOR: confirmar sedes físicas y ubicaciones cloud (regiones) en alcance. #}</w:t>
-      </w:r>
-      <w:r>
-        <w:t xml:space="preserve"> </w:t>
-      </w:r>
-      <w:r>
         <w:t xml:space="preserve">{% endif %}</w:t>
       </w:r>
     </w:p>
@@ -659,25 +702,26 @@
         <w:t xml:space="preserve"> </w:t>
       </w:r>
       <w:r>
-        <w:t xml:space="preserve">| Activo esencial | Tipo |</w:t>
-      </w:r>
-      <w:r>
-        <w:t xml:space="preserve"> </w:t>
-      </w:r>
-      <w:r>
-        <w:t xml:space="preserve">|-----------------|------|</w:t>
-      </w:r>
-      <w:r>
-        <w:t xml:space="preserve"> </w:t>
-      </w:r>
-      <w:r>
         <w:t xml:space="preserve">{% for a in alcance.activos_esenciales %}</w:t>
       </w:r>
-      <w:r>
-        <w:t xml:space="preserve"> </w:t>
-      </w:r>
-      <w:r>
-        <w:t xml:space="preserve">| {{ a.nombre if a.nombre else a }} | {{ a.tipo if a.tipo else '—' }} |</w:t>
+    </w:p>
+    <w:p>
+      <w:pPr>
+        <w:numPr>
+          <w:ilvl w:val="0"/>
+          <w:numId w:val="1004"/>
+        </w:numPr>
+        <w:pStyle w:val="Compact"/>
+      </w:pPr>
+      <w:r>
+        <w:rPr>
+          <w:bCs/>
+          <w:b/>
+        </w:rPr>
+        <w:t xml:space="preserve">{{ a.nombre if a.nombre else a }}</w:t>
+      </w:r>
+      <w:r>
+        <w:t xml:space="preserve">{% if a.tipo %} — {{ a.tipo }}{% endif %}</w:t>
       </w:r>
       <w:r>
         <w:t xml:space="preserve"> </w:t>
@@ -690,12 +734,6 @@
       </w:r>
       <w:r>
         <w:t xml:space="preserve">{% else %}</w:t>
-      </w:r>
-      <w:r>
-        <w:t xml:space="preserve"> </w:t>
-      </w:r>
-      <w:r>
-        <w:t xml:space="preserve">{# ⚠ REVISIÓN CONSULTOR: los activos esenciales se materializan tras el inventario (M-MAGERIT). Vincular aquí los activos esenciales identificados. #}</w:t>
       </w:r>
       <w:r>
         <w:t xml:space="preserve"> </w:t>
@@ -743,7 +781,7 @@
       <w:pPr>
         <w:numPr>
           <w:ilvl w:val="0"/>
-          <w:numId w:val="1004"/>
+          <w:numId w:val="1005"/>
         </w:numPr>
         <w:pStyle w:val="Compact"/>
       </w:pPr>
@@ -789,17 +827,11 @@
         <w:t xml:space="preserve"> </w:t>
       </w:r>
       <w:r>
-        <w:t xml:space="preserve">{# ⚠ REVISIÓN CONSULTOR: toda exclusión del alcance debe justificarse (CCN-STIC 805). Si no hay exclusiones, indicarlo expresamente. #}</w:t>
-      </w:r>
-      <w:r>
-        <w:t xml:space="preserve"> </w:t>
-      </w:r>
-      <w:r>
         <w:rPr>
           <w:iCs/>
           <w:i/>
         </w:rPr>
-        <w:t xml:space="preserve">No se declaran exclusiones, o bien las exclusiones serán detalladas y justificadas por el Responsable de Seguridad.</w:t>
+        <w:t xml:space="preserve">No se declaran exclusiones al alcance del SGSI.</w:t>
       </w:r>
       <w:r>
         <w:t xml:space="preserve"> </w:t>
@@ -1072,15 +1104,7 @@
         <w:t xml:space="preserve"> </w:t>
       </w:r>
       <w:r>
-        <w:t xml:space="preserve">y se formaliza en el acta de categorización (E-012).</w:t>
-      </w:r>
-    </w:p>
-    <w:p>
-      <w:pPr>
-        <w:pStyle w:val="BodyText"/>
-      </w:pPr>
-      <w:r>
-        <w:t xml:space="preserve">{# ⚠ REVISIÓN CONSULTOR: confirmar que la categoría global aquí reflejada coincide con el acta E-012 aprobada. #}</w:t>
+        <w:t xml:space="preserve">(regla del máximo sobre las dimensiones de los activos esenciales) y se formaliza en el acta de categorización (E-012).</w:t>
       </w:r>
     </w:p>
     <w:bookmarkEnd w:id="28"/>
@@ -1098,7 +1122,23 @@
         <w:pStyle w:val="FirstParagraph"/>
       </w:pPr>
       <w:r>
-        <w:t xml:space="preserve">{# ⚠ REVISIÓN CONSULTOR: roles ENS conforme a CCN-STIC 801. En categoría ALTA/MEDIA debe respetarse la SEPARACIÓN entre Responsable de Seguridad (RSeg) y Responsable del Sistema (RSis). Confirmar nombramientos reales (ver acta E-002). #}</w:t>
+        <w:t xml:space="preserve">En categoría ALTA/MEDIA debe respetarse la</w:t>
+      </w:r>
+      <w:r>
+        <w:t xml:space="preserve"> </w:t>
+      </w:r>
+      <w:r>
+        <w:rPr>
+          <w:bCs/>
+          <w:b/>
+        </w:rPr>
+        <w:t xml:space="preserve">separación funcional</w:t>
+      </w:r>
+      <w:r>
+        <w:t xml:space="preserve"> </w:t>
+      </w:r>
+      <w:r>
+        <w:t xml:space="preserve">entre el Responsable de Seguridad (RSeg) y el Responsable del Sistema (RSis), conforme a la guía CCN-STIC 801. Los nombramientos se formalizan en el acta de designación de roles (E-002).</w:t>
       </w:r>
     </w:p>
     <w:tbl>
@@ -1321,7 +1361,7 @@
       <w:pPr>
         <w:numPr>
           <w:ilvl w:val="0"/>
-          <w:numId w:val="1005"/>
+          <w:numId w:val="1006"/>
         </w:numPr>
         <w:pStyle w:val="Compact"/>
       </w:pPr>
@@ -1340,7 +1380,7 @@
       <w:pPr>
         <w:numPr>
           <w:ilvl w:val="0"/>
-          <w:numId w:val="1005"/>
+          <w:numId w:val="1006"/>
         </w:numPr>
         <w:pStyle w:val="Compact"/>
       </w:pPr>
@@ -1362,7 +1402,29 @@
       <w:pPr>
         <w:numPr>
           <w:ilvl w:val="0"/>
-          <w:numId w:val="1005"/>
+          <w:numId w:val="1006"/>
+        </w:numPr>
+        <w:pStyle w:val="Compact"/>
+      </w:pPr>
+      <w:r>
+        <w:rPr>
+          <w:bCs/>
+          <w:b/>
+        </w:rPr>
+        <w:t xml:space="preserve">CCN-STIC 803</w:t>
+      </w:r>
+      <w:r>
+        <w:t xml:space="preserve"> </w:t>
+      </w:r>
+      <w:r>
+        <w:t xml:space="preserve">— Valoración de sistemas en el ENS (servicios finalistas e instrumentales).</w:t>
+      </w:r>
+    </w:p>
+    <w:p>
+      <w:pPr>
+        <w:numPr>
+          <w:ilvl w:val="0"/>
+          <w:numId w:val="1006"/>
         </w:numPr>
         <w:pStyle w:val="Compact"/>
       </w:pPr>
@@ -1384,7 +1446,7 @@
       <w:pPr>
         <w:numPr>
           <w:ilvl w:val="0"/>
-          <w:numId w:val="1005"/>
+          <w:numId w:val="1006"/>
         </w:numPr>
         <w:pStyle w:val="Compact"/>
       </w:pPr>
@@ -1400,14 +1462,6 @@
       </w:r>
       <w:r>
         <w:t xml:space="preserve">— Responsabilidades y funciones en el ENS.</w:t>
-      </w:r>
-    </w:p>
-    <w:p>
-      <w:pPr>
-        <w:pStyle w:val="FirstParagraph"/>
-      </w:pPr>
-      <w:r>
-        <w:t xml:space="preserve">{# ⚠ REVISIÓN CONSULTOR: añadir/ajustar guías CCN-STIC adicionales aplicables según categoría y naturaleza del sistema. #}</w:t>
       </w:r>
     </w:p>
     <w:bookmarkEnd w:id="30"/>
@@ -1663,7 +1717,7 @@
         <w:pStyle w:val="BodyText"/>
       </w:pPr>
       <w:r>
-        <w:t xml:space="preserve">{# ⚠ REVISIÓN CONSULTOR: la aprobación del alcance corresponde a Dirección con revisión del RSeg (firmable E-signature TIER 1 · m05_signing). Confirmar firmantes. #}</w:t>
+        <w:t xml:space="preserve">La aprobación del alcance corresponde a la Dirección con la revisión del Responsable de Seguridad (firmable mediante E-signature TIER 1 · m05_signing).</w:t>
       </w:r>
     </w:p>
     <w:p>
@@ -1687,7 +1741,10 @@
     </w:p>
     <w:bookmarkEnd w:id="31"/>
     <w:bookmarkEnd w:id="32"/>
-    <w:sectPr/>
+    <w:sectPr>
+      <w:headerReference w:type="default" r:id="rId9"/>
+      <w:footerReference w:type="default" r:id="rId10"/>
+    </w:sectPr>
   </w:body>
 </w:document>
 </file>
@@ -1696,6 +1753,115 @@
 <w:comments xmlns:w="http://schemas.openxmlformats.org/wordprocessingml/2006/main" xmlns:m="http://schemas.openxmlformats.org/officeDocument/2006/math" xmlns:r="http://schemas.openxmlformats.org/officeDocument/2006/relationships" xmlns:o="urn:schemas-microsoft-com:office:office" xmlns:v="urn:schemas-microsoft-com:vml" xmlns:w10="urn:schemas-microsoft-com:office:word" xmlns:a="http://schemas.openxmlformats.org/drawingml/2006/main" xmlns:pic="http://schemas.openxmlformats.org/drawingml/2006/picture" xmlns:wp="http://schemas.openxmlformats.org/drawingml/2006/wordprocessingDrawing"/>
 </file>
 
+<file path=word/footer1.xml><?xml version="1.0" encoding="utf-8"?>
+<w:ftr xmlns:m="http://schemas.openxmlformats.org/officeDocument/2006/math" xmlns:mc="http://schemas.openxmlformats.org/markup-compatibility/2006" xmlns:mo="http://schemas.microsoft.com/office/mac/office/2008/main" xmlns:mv="urn:schemas-microsoft-com:mac:vml" xmlns:o="urn:schemas-microsoft-com:office:office" xmlns:r="http://schemas.openxmlformats.org/officeDocument/2006/relationships" xmlns:v="urn:schemas-microsoft-com:vml" xmlns:w10="urn:schemas-microsoft-com:office:word" xmlns:w14="http://schemas.microsoft.com/office/word/2010/wordml" xmlns:w="http://schemas.openxmlformats.org/wordprocessingml/2006/main" xmlns:wne="http://schemas.microsoft.com/office/word/2006/wordml" xmlns:wp14="http://schemas.microsoft.com/office/word/2010/wordprocessingDrawing" xmlns:wp="http://schemas.openxmlformats.org/drawingml/2006/wordprocessingDrawing" xmlns:wpc="http://schemas.microsoft.com/office/word/2010/wordprocessingCanvas" xmlns:wpg="http://schemas.microsoft.com/office/word/2010/wordprocessingGroup" xmlns:wpi="http://schemas.microsoft.com/office/word/2010/wordprocessingInk" xmlns:wps="http://schemas.microsoft.com/office/word/2010/wordprocessingShape" mc:Ignorable="w14 wp14">
+  <w:tbl>
+    <w:tblPr>
+      <w:tblW w:type="auto" w:w="0"/>
+      <w:tblLayout w:type="fixed"/>
+      <w:tblLook w:firstColumn="1" w:firstRow="1" w:lastColumn="0" w:lastRow="0" w:noHBand="0" w:noVBand="1" w:val="04A0"/>
+    </w:tblPr>
+    <w:tblGrid>
+      <w:gridCol w:w="3024"/>
+      <w:gridCol w:w="3024"/>
+      <w:gridCol w:w="3024"/>
+    </w:tblGrid>
+    <w:tr>
+      <w:tc>
+        <w:tcPr>
+          <w:tcW w:type="dxa" w:w="3810"/>
+        </w:tcPr>
+        <w:p>
+          <w:pPr>
+            <w:jc w:val="left"/>
+          </w:pPr>
+          <w:r>
+            <w:rPr>
+              <w:b w:val="0"/>
+              <w:color w:val="6B7280"/>
+              <w:sz w:val="16"/>
+            </w:rPr>
+            <w:t>CONFIDENCIAL — {{ cliente.razon_social }}</w:t>
+          </w:r>
+        </w:p>
+      </w:tc>
+      <w:tc>
+        <w:tcPr>
+          <w:tcW w:type="dxa" w:w="2540"/>
+        </w:tcPr>
+        <w:p>
+          <w:pPr>
+            <w:jc w:val="center"/>
+          </w:pPr>
+          <w:r>
+            <w:rPr>
+              <w:b w:val="0"/>
+              <w:color w:val="6B7280"/>
+              <w:sz w:val="16"/>
+            </w:rPr>
+            <w:t>E-155 · v{{ proyecto.version_actual }}</w:t>
+          </w:r>
+        </w:p>
+      </w:tc>
+      <w:tc>
+        <w:tcPr>
+          <w:tcW w:type="dxa" w:w="2721"/>
+        </w:tcPr>
+        <w:p>
+          <w:pPr>
+            <w:jc w:val="right"/>
+          </w:pPr>
+          <w:r>
+            <w:rPr>
+              <w:b w:val="0"/>
+              <w:color w:val="6B7280"/>
+              <w:sz w:val="16"/>
+            </w:rPr>
+            <w:t xml:space="preserve">Página </w:t>
+          </w:r>
+          <w:r>
+            <w:rPr>
+              <w:b w:val="0"/>
+              <w:color w:val="6B7280"/>
+              <w:sz w:val="16"/>
+            </w:rPr>
+            <w:fldChar w:fldCharType="begin"/>
+            <w:instrText xml:space="preserve">PAGE</w:instrText>
+            <w:fldChar w:fldCharType="end"/>
+          </w:r>
+          <w:r>
+            <w:rPr>
+              <w:b w:val="0"/>
+              <w:color w:val="6B7280"/>
+              <w:sz w:val="16"/>
+            </w:rPr>
+            <w:t xml:space="preserve"> / </w:t>
+          </w:r>
+          <w:r>
+            <w:rPr>
+              <w:b w:val="0"/>
+              <w:color w:val="6B7280"/>
+              <w:sz w:val="16"/>
+            </w:rPr>
+            <w:fldChar w:fldCharType="begin"/>
+            <w:instrText xml:space="preserve">NUMPAGES</w:instrText>
+            <w:fldChar w:fldCharType="end"/>
+          </w:r>
+        </w:p>
+      </w:tc>
+    </w:tr>
+  </w:tbl>
+  <w:p>
+    <w:r>
+      <w:rPr>
+        <w:sz w:val="2"/>
+      </w:rPr>
+      <w:t>&lt;!--FX_FTR_V2--&gt;</w:t>
+    </w:r>
+  </w:p>
+</w:ftr>
+</file>
+
 <file path=word/footnotes.xml><?xml version="1.0" encoding="utf-8"?>
 <w:footnotes xmlns:w="http://schemas.openxmlformats.org/wordprocessingml/2006/main" xmlns:m="http://schemas.openxmlformats.org/officeDocument/2006/math" xmlns:r="http://schemas.openxmlformats.org/officeDocument/2006/relationships" xmlns:o="urn:schemas-microsoft-com:office:office" xmlns:v="urn:schemas-microsoft-com:vml" xmlns:w10="urn:schemas-microsoft-com:office:word" xmlns:a="http://schemas.openxmlformats.org/drawingml/2006/main" xmlns:pic="http://schemas.openxmlformats.org/drawingml/2006/picture" xmlns:wp="http://schemas.openxmlformats.org/drawingml/2006/wordprocessingDrawing">
   <w:footnote w:type="continuationSeparator" w:id="0">
@@ -1713,6 +1879,90 @@
     </w:p>
   </w:footnote>
 </w:footnotes>
+</file>
+
+<file path=word/header1.xml><?xml version="1.0" encoding="utf-8"?>
+<w:hdr xmlns:m="http://schemas.openxmlformats.org/officeDocument/2006/math" xmlns:mc="http://schemas.openxmlformats.org/markup-compatibility/2006" xmlns:mo="http://schemas.microsoft.com/office/mac/office/2008/main" xmlns:mv="urn:schemas-microsoft-com:mac:vml" xmlns:o="urn:schemas-microsoft-com:office:office" xmlns:r="http://schemas.openxmlformats.org/officeDocument/2006/relationships" xmlns:v="urn:schemas-microsoft-com:vml" xmlns:w10="urn:schemas-microsoft-com:office:word" xmlns:w14="http://schemas.microsoft.com/office/word/2010/wordml" xmlns:w="http://schemas.openxmlformats.org/wordprocessingml/2006/main" xmlns:wne="http://schemas.microsoft.com/office/word/2006/wordml" xmlns:wp14="http://schemas.microsoft.com/office/word/2010/wordprocessingDrawing" xmlns:wp="http://schemas.openxmlformats.org/drawingml/2006/wordprocessingDrawing" xmlns:wpc="http://schemas.microsoft.com/office/word/2010/wordprocessingCanvas" xmlns:wpg="http://schemas.microsoft.com/office/word/2010/wordprocessingGroup" xmlns:wpi="http://schemas.microsoft.com/office/word/2010/wordprocessingInk" xmlns:wps="http://schemas.microsoft.com/office/word/2010/wordprocessingShape" mc:Ignorable="w14 wp14">
+  <w:tbl>
+    <w:tblPr>
+      <w:tblW w:type="auto" w:w="0"/>
+      <w:jc w:val="center"/>
+      <w:tblLayout w:type="fixed"/>
+      <w:tblLook w:firstColumn="1" w:firstRow="1" w:lastColumn="0" w:lastRow="0" w:noHBand="0" w:noVBand="1" w:val="04A0"/>
+    </w:tblPr>
+    <w:tblGrid>
+      <w:gridCol w:w="3024"/>
+      <w:gridCol w:w="3024"/>
+      <w:gridCol w:w="3024"/>
+    </w:tblGrid>
+    <w:tr>
+      <w:tc>
+        <w:tcPr>
+          <w:tcW w:type="dxa" w:w="3447"/>
+        </w:tcPr>
+        <w:p>
+          <w:pPr>
+            <w:jc w:val="left"/>
+          </w:pPr>
+          <w:r>
+            <w:rPr>
+              <w:b/>
+              <w:color w:val="0B1F3A"/>
+              <w:sz w:val="22"/>
+            </w:rPr>
+            <w:t>{{ cliente.header_brand }}</w:t>
+          </w:r>
+        </w:p>
+      </w:tc>
+      <w:tc>
+        <w:tcPr>
+          <w:tcW w:type="dxa" w:w="3084"/>
+        </w:tcPr>
+        <w:p>
+          <w:pPr>
+            <w:jc w:val="center"/>
+          </w:pPr>
+          <w:r>
+            <w:rPr>
+              <w:b w:val="0"/>
+              <w:color w:val="6B7280"/>
+              <w:sz w:val="18"/>
+            </w:rPr>
+            <w:t>E-155 · Documento E-155</w:t>
+            <w:br/>
+            <w:t>versión {{ proyecto.version_actual }}</w:t>
+          </w:r>
+        </w:p>
+      </w:tc>
+      <w:tc>
+        <w:tcPr>
+          <w:tcW w:type="dxa" w:w="2540"/>
+        </w:tcPr>
+        <w:p>
+          <w:pPr>
+            <w:jc w:val="right"/>
+          </w:pPr>
+          <w:r>
+            <w:rPr>
+              <w:b w:val="0"/>
+              <w:color w:val="0B1F3A"/>
+              <w:sz w:val="18"/>
+            </w:rPr>
+            <w:t>{{ consultor.header_brand }}</w:t>
+          </w:r>
+        </w:p>
+      </w:tc>
+    </w:tr>
+  </w:tbl>
+  <w:p>
+    <w:r>
+      <w:rPr>
+        <w:sz w:val="2"/>
+      </w:rPr>
+      <w:t>&lt;!--FX_HDR_V2--&gt;</w:t>
+    </w:r>
+  </w:p>
+</w:hdr>
 </file>
 
 <file path=word/numbering.xml><?xml version="1.0" encoding="utf-8"?>
@@ -1885,6 +2135,9 @@
     <w:abstractNumId w:val="991"/>
   </w:num>
   <w:num w:numId="1005">
+    <w:abstractNumId w:val="991"/>
+  </w:num>
+  <w:num w:numId="1006">
     <w:abstractNumId w:val="991"/>
   </w:num>
 </w:numbering>

--- a/var/templates_docx/E-155.docx
+++ b/var/templates_docx/E-155.docx
@@ -1928,7 +1928,7 @@
               <w:color w:val="6B7280"/>
               <w:sz w:val="18"/>
             </w:rPr>
-            <w:t>E-155 · Documento E-155</w:t>
+            <w:t>E-155 · DOCUMENTO DE ALCANCE DEL SGSI</w:t>
             <w:br/>
             <w:t>versión {{ proyecto.version_actual }}</w:t>
           </w:r>
